--- a/resume/Prakhar-Goyal-Resume-GenAI-2026.docx
+++ b/resume/Prakhar-Goyal-Resume-GenAI-2026.docx
@@ -135,7 +135,7 @@
         <w:rPr>
           <w:sz w:val="20"/>
         </w:rPr>
-        <w:t xml:space="preserve"> LLM application &amp; agent design, Retrieval-Augmented Generation (RAG), prompt engineering, embeddings, tool-use/function-calling, Claude &amp; OpenAI APIs, multi-agent orchestration</w:t>
+        <w:t xml:space="preserve"> LLM application &amp; agent design, ReAct agentic AI frameworks (LangGraph), Retrieval-Augmented Generation (RAG), prompt engineering, embeddings, tool-use/function-calling, Claude &amp; OpenAI APIs, multi-agent orchestration</w:t>
       </w:r>
     </w:p>
     <w:p>
